--- a/docx/10-acl-seguridad/boletin-U10-avanzado.docx
+++ b/docx/10-acl-seguridad/boletin-U10-avanzado.docx
@@ -187,7 +187,23 @@
         <w:pStyle w:val="FirstParagraph"/>
       </w:pPr>
       <w:r>
-        <w:t xml:space="preserve">Un administrador aplica esta ACL en G0/0 de un router (LAN 192.168.1.0/24):</w:t>
+        <w:t xml:space="preserve">Un administrador aplica esta ACL en G0/0 de un router (LAN 192.168.1.0/24), sentido</w:t>
+      </w:r>
+      <w:r>
+        <w:t xml:space="preserve"> </w:t>
+      </w:r>
+      <w:r>
+        <w:rPr>
+          <w:b/>
+          <w:bCs/>
+        </w:rPr>
+        <w:t xml:space="preserve">in</w:t>
+      </w:r>
+      <w:r>
+        <w:t xml:space="preserve"> </w:t>
+      </w:r>
+      <w:r>
+        <w:t xml:space="preserve">(hacia el router):</w:t>
       </w:r>
     </w:p>
     <w:p>
@@ -309,13 +325,19 @@
         <w:t xml:space="preserve"> </w:t>
       </w:r>
       <w:r>
-        <w:t xml:space="preserve">4. Permitir todo el tráfico entrante de conexiones establecidas (tráfico de retorno)</w:t>
-      </w:r>
-      <w:r>
-        <w:t xml:space="preserve"> </w:t>
-      </w:r>
-      <w:r>
-        <w:t xml:space="preserve">5. Denegar el resto</w:t>
+        <w:t xml:space="preserve">4. Permitir el retorno de las conexiones TCP establecidas (tráfico de retorno)</w:t>
+      </w:r>
+      <w:r>
+        <w:t xml:space="preserve"> </w:t>
+      </w:r>
+      <w:r>
+        <w:t xml:space="preserve">5. Permitir también las respuestas DNS entrantes (UDP con puerto de origen 53)</w:t>
+      </w:r>
+      <w:r>
+        <w:t xml:space="preserve"> </w:t>
+      </w:r>
+      <w:r>
+        <w:t xml:space="preserve">6. Denegar el resto</w:t>
       </w:r>
     </w:p>
     <w:p>
@@ -348,7 +370,7 @@
         <w:t xml:space="preserve"> </w:t>
       </w:r>
       <w:r>
-        <w:t xml:space="preserve">para permitir tráfico de retorno de conexiones iniciadas internamente.</w:t>
+        <w:t xml:space="preserve">para el retorno TCP; las respuestas DNS no son TCP y necesitan su propia línea UDP.</w:t>
       </w:r>
     </w:p>
     <w:bookmarkEnd w:id="12"/>
@@ -655,7 +677,7 @@
         <w:pStyle w:val="FirstParagraph"/>
       </w:pPr>
       <w:r>
-        <w:t xml:space="preserve">Quieres permitir solo SSH a un servidor (10.0.0.50) desde la red de administración (192.168.100.0/24). Un compañero escribe:</w:t>
+        <w:t xml:space="preserve">Quieres permitir solo SSH a un servidor (10.0.0.50) desde la red de administración (192.168.100.0/24), sin cortar el ping de diagnóstico. Un compañero escribe:</w:t>
       </w:r>
     </w:p>
     <w:p>
@@ -846,7 +868,7 @@
         <w:pStyle w:val="FirstParagraph"/>
       </w:pPr>
       <w:r>
-        <w:t xml:space="preserve">Un administrador configuró port security en un puerto:</w:t>
+        <w:t xml:space="preserve">Un administrador configuró port security en el puerto Fa0/1:</w:t>
       </w:r>
     </w:p>
     <w:p>
